--- a/ИОТ-29_Контролер_КПП_оперативный_дежурный.docx
+++ b/ИОТ-29_Контролер_КПП_оперативный_дежурный.docx
@@ -833,7 +833,7 @@
           <w:sz w:val="28"/>
           <w:szCs w:val="28"/>
         </w:rPr>
-        <w:t xml:space="preserve">1.18. На территории Общества запрещается распитие спиртных напитков, употребление наркотических, психотропных веществ, нахождение в состоянии алкогольного и (или) наркотического опьянения, нахождение в состоянии алкогольного, наркотического или токсического опьянения.</w:t>
+        <w:t xml:space="preserve">1.18. На территории Общества запрещается распитие спиртных напитков, употребление наркотических, психотропных веществ, нахождение в состоянии алкогольного, наркотического или токсического опьянения.</w:t>
       </w:r>
     </w:p>
     <w:p>
@@ -1347,15 +1347,15 @@
           <w:sz w:val="28"/>
           <w:szCs w:val="28"/>
         </w:rPr>
-        <w:t xml:space="preserve">Старший охраны объекта</w:t>
-      </w:r>
-      <w:r>
-        <w:rPr>
-          <w:rFonts w:ascii="Times New Roman" w:cs="Times New Roman" w:eastAsia="Times New Roman" w:hAnsi="Times New Roman"/>
-          <w:sz w:val="28"/>
-          <w:szCs w:val="28"/>
-        </w:rPr>
-        <w:t xml:space="preserve">	Д.И. Рукин</w:t>
+        <w:t xml:space="preserve">Начальник отдела режима (Москва)</w:t>
+      </w:r>
+      <w:r>
+        <w:rPr>
+          <w:rFonts w:ascii="Times New Roman" w:cs="Times New Roman" w:eastAsia="Times New Roman" w:hAnsi="Times New Roman"/>
+          <w:sz w:val="28"/>
+          <w:szCs w:val="28"/>
+        </w:rPr>
+        <w:t xml:space="preserve">	_______________</w:t>
       </w:r>
     </w:p>
     <w:p>

--- a/ИОТ-29_Контролер_КПП_оперативный_дежурный.docx
+++ b/ИОТ-29_Контролер_КПП_оперативный_дежурный.docx
@@ -274,7 +274,7 @@
           <w:sz w:val="28"/>
           <w:szCs w:val="28"/>
         </w:rPr>
-        <w:t xml:space="preserve">по охране труда для контролера КПП, контролера КПП – старшего смены, старшего охраны объекта отдела режима (Машково); оперативного дежурного, старшего оперативного дежурного отдела режима (Москва)</w:t>
+        <w:t xml:space="preserve">по охране труда для контролера КПП, контролера КПП – старшего смены, старшего охраны объекта, оперативного дежурного, старшего оперативного дежурного отдела режима</w:t>
       </w:r>
     </w:p>
     <w:p>
@@ -323,7 +323,7 @@
           <w:sz w:val="28"/>
           <w:szCs w:val="28"/>
         </w:rPr>
-        <w:t xml:space="preserve">1.1. Настоящая инструкция по охране труда устанавливает нормативные требования по охране труда для контролера КПП, контролера КПП – старшего смены, старшего охраны объекта отдела режима (Машково); оперативного дежурного, старшего оперативного дежурного отдела режима (Москва) ООО «Авиационные интерьеры – СН» (далее – Общество).</w:t>
+        <w:t xml:space="preserve">1.1. Настоящая инструкция по охране труда устанавливает нормативные требования по охране труда для контролера КПП, контролера КПП – старшего смены, старшего охраны объекта, оперативного дежурного, старшего оперативного дежурного отдела режима ООО «Авиационные интерьеры – СН» (далее – Общество).</w:t>
       </w:r>
     </w:p>
     <w:p>
@@ -1347,7 +1347,7 @@
           <w:sz w:val="28"/>
           <w:szCs w:val="28"/>
         </w:rPr>
-        <w:t xml:space="preserve">Начальник отдела режима (Москва)</w:t>
+        <w:t xml:space="preserve">Начальник отдела режима</w:t>
       </w:r>
       <w:r>
         <w:rPr>
